--- a/Job Hunt 2026/2026-07-18 - WhyGen Solar - Solar Sales Representative/Joshua_Chappell_Resume_WhyGen.docx
+++ b/Job Hunt 2026/2026-07-18 - WhyGen Solar - Solar Sales Representative/Joshua_Chappell_Resume_WhyGen.docx
@@ -31,9 +31,9 @@
           <w:sz w:val="24"/>
           <w:szCs w:val="24"/>
         </w:rPr>
-        <w:t xml:space="preserve">Mesa, AZ  •  480-586-7959  •  </w:t>
-      </w:r>
-      <w:hyperlink w:history="1" r:id="rIdphqtnnq8wmmomzttml-sg">
+        <w:t xml:space="preserve">Mesa, AZ • 480-586-7959 • </w:t>
+      </w:r>
+      <w:hyperlink w:history="1" r:id="rIdsruc8m8jaso87s4ps9zf1">
         <w:r>
           <w:rPr>
             <w:rFonts w:ascii="Calibri" w:cs="Calibri" w:eastAsia="Calibri" w:hAnsi="Calibri"/>
@@ -49,7 +49,7 @@
       <w:pPr>
         <w:jc w:val="center"/>
       </w:pPr>
-      <w:hyperlink w:history="1" r:id="rIddfnjhloow8t7qaemi9cnj">
+      <w:hyperlink w:history="1" r:id="rIdwcgylacnajnaquvdiof8m">
         <w:r>
           <w:rPr>
             <w:rFonts w:ascii="Calibri" w:cs="Calibri" w:eastAsia="Calibri" w:hAnsi="Calibri"/>
@@ -130,7 +130,7 @@
           <w:sz w:val="23"/>
           <w:szCs w:val="23"/>
         </w:rPr>
-        <w:t xml:space="preserve">	Glendale, AZ  |  Sep 2019 - Present</w:t>
+        <w:t xml:space="preserve">	Glendale, AZ | Sep 2019 - Present</w:t>
       </w:r>
     </w:p>
     <w:p>
@@ -259,7 +259,7 @@
           <w:sz w:val="23"/>
           <w:szCs w:val="23"/>
         </w:rPr>
-        <w:t xml:space="preserve">	Mesa, AZ  |  2025 - Present</w:t>
+        <w:t xml:space="preserve">	Mesa, AZ | 2025 - Present</w:t>
       </w:r>
     </w:p>
     <w:p>
@@ -365,7 +365,7 @@
           <w:sz w:val="23"/>
           <w:szCs w:val="23"/>
         </w:rPr>
-        <w:t xml:space="preserve">	Phoenix, AZ  |  Oct 2021 - Oct 2023</w:t>
+        <w:t xml:space="preserve">	Phoenix, AZ | Oct 2021 - Oct 2023</w:t>
       </w:r>
     </w:p>
     <w:p>
@@ -471,7 +471,7 @@
           <w:sz w:val="23"/>
           <w:szCs w:val="23"/>
         </w:rPr>
-        <w:t xml:space="preserve">	Queen Creek, AZ  |  Aug 2018 - Aug 2020</w:t>
+        <w:t xml:space="preserve">	Queen Creek, AZ | Aug 2018 - Aug 2020</w:t>
       </w:r>
     </w:p>
     <w:p>
@@ -574,7 +574,7 @@
           <w:sz w:val="24"/>
           <w:szCs w:val="24"/>
         </w:rPr>
-        <w:t xml:space="preserve">Lead Generation (Facebook Ads)  •  Client Relationships  •  Google Business Optimization  •  Communication &amp; Storytelling  •  Self-Directed Schedule &amp; Project Management  •  Revenue Goal Setting &amp; Tracking (Excel, Google Sheets)  •  Marketing Analytics  •  Coaching &amp; Mentoring  •  Wrike / Notion / Google Workspace</w:t>
+        <w:t xml:space="preserve">Lead Generation (Facebook Ads) • Client Relationships • Google Business Optimization • Communication &amp; Storytelling • Self-Directed Schedule &amp; Project Management • Revenue Goal Setting &amp; Tracking (Excel, Google Sheets) • Marketing Analytics • Coaching &amp; Mentoring • Wrike / Notion / Google Workspace</w:t>
       </w:r>
     </w:p>
     <w:p>
@@ -673,7 +673,7 @@
           <w:sz w:val="24"/>
           <w:szCs w:val="24"/>
         </w:rPr>
-        <w:t xml:space="preserve">Google Digital Marketing &amp; E-Commerce  •  HubSpot Inbound Marketing  •  Part 107 Drone Operator License</w:t>
+        <w:t xml:space="preserve">Google Digital Marketing &amp; E-Commerce • HubSpot Inbound Marketing • Part 107 Drone Operator License</w:t>
       </w:r>
     </w:p>
     <w:sectPr>
@@ -851,7 +851,7 @@
     <w:lvl w:ilvl="0" w:tentative="1">
       <w:start w:val="1"/>
       <w:numFmt w:val="bullet"/>
-      <w:lvlText w:val="▪"/>
+      <w:lvlText w:val="•"/>
       <w:lvlJc w:val="left"/>
       <w:pPr>
         <w:ind w:left="280" w:hanging="280"/>
